--- a/data/exports/chemical-equilibrium_revision_notes.docx
+++ b/data/exports/chemical-equilibrium_revision_notes.docx
@@ -189,7 +189,7 @@
                 <w:color w:val="2D3748"/>
                 <w:sz w:val="19"/>
               </w:rPr>
-              <w:t>Chemical Equilibrium - Core Application</w:t>
+              <w:t>Equilibrium Constants (Kp, Kc) &amp; Reaction Quotient</w:t>
             </w:r>
           </w:p>
         </w:tc>
@@ -209,7 +209,7 @@
               <w:rPr>
                 <w:sz w:val="19"/>
               </w:rPr>
-              <w:t>118 PYQs</w:t>
+              <w:t>88 PYQs</w:t>
             </w:r>
           </w:p>
         </w:tc>
@@ -230,7 +230,94 @@
                 <w:color w:val="718096"/>
                 <w:sz w:val="19"/>
               </w:rPr>
-              <w:t>General Concept</w:t>
+              <w:t>Equilibrium Constants</w:t>
+            </w:r>
+          </w:p>
+        </w:tc>
+      </w:tr>
+      <w:tr>
+        <w:tc>
+          <w:tcPr>
+            <w:tcW w:type="dxa" w:w="2160"/>
+            <w:shd w:fill="FFFFFF"/>
+            <w:tcMar>
+              <w:top w:w="80" w:type="dxa"/>
+              <w:bottom w:w="80" w:type="dxa"/>
+              <w:left w:w="150" w:type="dxa"/>
+              <w:right w:w="150" w:type="dxa"/>
+            </w:tcMar>
+          </w:tcPr>
+          <w:p>
+            <w:r>
+              <w:rPr>
+                <w:b/>
+                <w:color w:val="C53030"/>
+                <w:sz w:val="19"/>
+              </w:rPr>
+              <w:t>Very High</w:t>
+            </w:r>
+          </w:p>
+        </w:tc>
+        <w:tc>
+          <w:tcPr>
+            <w:tcW w:type="dxa" w:w="4320"/>
+            <w:shd w:fill="FFFFFF"/>
+            <w:tcMar>
+              <w:top w:w="80" w:type="dxa"/>
+              <w:bottom w:w="80" w:type="dxa"/>
+              <w:left w:w="150" w:type="dxa"/>
+              <w:right w:w="150" w:type="dxa"/>
+            </w:tcMar>
+          </w:tcPr>
+          <w:p>
+            <w:r>
+              <w:rPr>
+                <w:b/>
+                <w:color w:val="2D3748"/>
+                <w:sz w:val="19"/>
+              </w:rPr>
+              <w:t>Le Chatelier's Principle &amp; Stress Factors</w:t>
+            </w:r>
+          </w:p>
+        </w:tc>
+        <w:tc>
+          <w:tcPr>
+            <w:tcW w:type="dxa" w:w="1728"/>
+            <w:shd w:fill="FFFFFF"/>
+            <w:tcMar>
+              <w:top w:w="80" w:type="dxa"/>
+              <w:bottom w:w="80" w:type="dxa"/>
+              <w:left w:w="150" w:type="dxa"/>
+              <w:right w:w="150" w:type="dxa"/>
+            </w:tcMar>
+          </w:tcPr>
+          <w:p>
+            <w:r>
+              <w:rPr>
+                <w:sz w:val="19"/>
+              </w:rPr>
+              <w:t>31 PYQs</w:t>
+            </w:r>
+          </w:p>
+        </w:tc>
+        <w:tc>
+          <w:tcPr>
+            <w:tcW w:type="dxa" w:w="1872"/>
+            <w:shd w:fill="FFFFFF"/>
+            <w:tcMar>
+              <w:top w:w="80" w:type="dxa"/>
+              <w:bottom w:w="80" w:type="dxa"/>
+              <w:left w:w="150" w:type="dxa"/>
+              <w:right w:w="150" w:type="dxa"/>
+            </w:tcMar>
+          </w:tcPr>
+          <w:p>
+            <w:r>
+              <w:rPr>
+                <w:color w:val="718096"/>
+                <w:sz w:val="19"/>
+              </w:rPr>
+              <w:t>Le Chatelier</w:t>
             </w:r>
           </w:p>
         </w:tc>
@@ -311,6 +398,98 @@
           </w:p>
         </w:tc>
       </w:tr>
+      <w:tr>
+        <w:tc>
+          <w:tcPr>
+            <w:tcW w:type="dxa" w:w="3600"/>
+            <w:shd w:fill="F7FAFC"/>
+            <w:tcMar>
+              <w:top w:w="100" w:type="dxa"/>
+              <w:bottom w:w="100" w:type="dxa"/>
+              <w:left w:w="150" w:type="dxa"/>
+              <w:right w:w="150" w:type="dxa"/>
+            </w:tcMar>
+          </w:tcPr>
+          <w:p>
+            <w:r>
+              <w:rPr>
+                <w:b/>
+                <w:color w:val="1A365D"/>
+                <w:sz w:val="19"/>
+              </w:rPr>
+              <w:t>Equilibrium Constants (Kp, Kc) &amp; Reaction Quotient</w:t>
+            </w:r>
+          </w:p>
+        </w:tc>
+        <w:tc>
+          <w:tcPr>
+            <w:tcW w:type="dxa" w:w="6480"/>
+            <w:shd w:fill="F7FAFC"/>
+            <w:tcMar>
+              <w:top w:w="100" w:type="dxa"/>
+              <w:bottom w:w="100" w:type="dxa"/>
+              <w:left w:w="150" w:type="dxa"/>
+              <w:right w:w="150" w:type="dxa"/>
+            </w:tcMar>
+          </w:tcPr>
+          <w:p>
+            <w:r>
+              <w:rPr>
+                <w:rFonts w:ascii="Cambria Math" w:hAnsi="Cambria Math"/>
+                <w:color w:val="2D3748"/>
+                <w:sz w:val="19"/>
+              </w:rPr>
+              <w:t>K_p = K_c(RT)^{\Delta n_g}, \quad \Delta G^\circ = -RT\ln K = -2.303RT\log_{10} K, \quad Q &lt; K \implies \text{Forward}</w:t>
+            </w:r>
+          </w:p>
+        </w:tc>
+      </w:tr>
+      <w:tr>
+        <w:tc>
+          <w:tcPr>
+            <w:tcW w:type="dxa" w:w="3600"/>
+            <w:shd w:fill="FFFFFF"/>
+            <w:tcMar>
+              <w:top w:w="100" w:type="dxa"/>
+              <w:bottom w:w="100" w:type="dxa"/>
+              <w:left w:w="150" w:type="dxa"/>
+              <w:right w:w="150" w:type="dxa"/>
+            </w:tcMar>
+          </w:tcPr>
+          <w:p>
+            <w:r>
+              <w:rPr>
+                <w:b/>
+                <w:color w:val="1A365D"/>
+                <w:sz w:val="19"/>
+              </w:rPr>
+              <w:t>Le Chatelier's Principle &amp; Stress Factors</w:t>
+            </w:r>
+          </w:p>
+        </w:tc>
+        <w:tc>
+          <w:tcPr>
+            <w:tcW w:type="dxa" w:w="6480"/>
+            <w:shd w:fill="FFFFFF"/>
+            <w:tcMar>
+              <w:top w:w="100" w:type="dxa"/>
+              <w:bottom w:w="100" w:type="dxa"/>
+              <w:left w:w="150" w:type="dxa"/>
+              <w:right w:w="150" w:type="dxa"/>
+            </w:tcMar>
+          </w:tcPr>
+          <w:p>
+            <w:r>
+              <w:rPr>
+                <w:rFonts w:ascii="Cambria Math" w:hAnsi="Cambria Math"/>
+                <w:color w:val="2D3748"/>
+                <w:sz w:val="19"/>
+              </w:rPr>
+              <w:t>\ln\left(\frac{K_2}{K_1}\right) = \frac{\Delta H^\circ}{R}\left(\frac{1}{T_1} - \frac{1}{T_2}\right) \text{ (van 't Hoff)}</w:t>
+            </w:r>
+          </w:p>
+        </w:tc>
+      </w:tr>
     </w:tbl>
     <w:p>
       <w:pPr>
@@ -338,7 +517,7 @@
           <w:color w:val="2B6CB0"/>
           <w:sz w:val="24"/>
         </w:rPr>
-        <w:t>3.1 Chemical Equilibrium - Core Application (Very High Yield — 118 PYQs)</w:t>
+        <w:t>3.1 Equilibrium Constants (Kp, Kc) &amp; Reaction Quotient (Very High Yield — 88 PYQs)</w:t>
       </w:r>
     </w:p>
     <w:p>
@@ -353,7 +532,7 @@
         <w:rPr>
           <w:sz w:val="20"/>
         </w:rPr>
-        <w:t>Key problem pattern in Chemical Equilibrium.</w:t>
+        <w:t>Relationship between K_p and K_c, expression of equilibrium constants, and spontaneous direction based on Q vs K.</w:t>
       </w:r>
     </w:p>
     <w:tbl>
@@ -391,7 +570,7 @@
                 <w:color w:val="2D3748"/>
                 <w:sz w:val="19"/>
               </w:rPr>
-              <w:t>Watch for algebraic and sign errors.</w:t>
+              <w:t>In calculating Δ n_g, count ONLY gaseous species: Δ n_g = Σ n_(gas)(products) - Σ n_(gas)(reactants). Pure solids and liquids are excluded (a = 1).</w:t>
             </w:r>
           </w:p>
         </w:tc>
@@ -432,7 +611,215 @@
                 <w:color w:val="2D3748"/>
                 <w:sz w:val="19"/>
               </w:rPr>
-              <w:t>Verify dimensions and boundary conditions.</w:t>
+              <w:t>If a reaction is multiplied by factor n, its new equilibrium constant becomes K' = K^n. If reversed, K' = 1/K.</w:t>
+            </w:r>
+          </w:p>
+        </w:tc>
+      </w:tr>
+    </w:tbl>
+    <w:p>
+      <w:pPr>
+        <w:spacing w:before="120" w:after="40"/>
+      </w:pPr>
+      <w:r>
+        <w:rPr>
+          <w:b/>
+          <w:color w:val="1A365D"/>
+          <w:sz w:val="19"/>
+        </w:rPr>
+        <w:t>Source PYQs testing this concept:</w:t>
+      </w:r>
+    </w:p>
+    <w:p>
+      <w:pPr>
+        <w:pStyle w:val="ListBullet"/>
+        <w:spacing w:after="40"/>
+      </w:pPr>
+      <w:r>
+        <w:rPr>
+          <w:b/>
+          <w:sz w:val="18"/>
+        </w:rPr>
+        <w:t xml:space="preserve">[2026 Morning Shift] Q#1 (Numerical): </w:t>
+      </w:r>
+      <w:r>
+        <w:rPr>
+          <w:sz w:val="18"/>
+        </w:rPr>
+        <w:t xml:space="preserve">"For the following gas phase equilibrium reaction at constant temperature, NH_(3)(g) ⇌ 1/2N_(2)(g)+3/2H_(2)(g) if the tota..."  </w:t>
+      </w:r>
+      <w:r>
+        <w:rPr>
+          <w:b/>
+          <w:color w:val="2B6CB0"/>
+          <w:sz w:val="18"/>
+        </w:rPr>
+        <w:t>[Ans: 125]</w:t>
+      </w:r>
+    </w:p>
+    <w:p>
+      <w:pPr>
+        <w:pStyle w:val="ListBullet"/>
+        <w:spacing w:after="40"/>
+      </w:pPr>
+      <w:r>
+        <w:rPr>
+          <w:b/>
+          <w:sz w:val="18"/>
+        </w:rPr>
+        <w:t xml:space="preserve">[2026 Morning Shift] Q#2 (MCQ): </w:t>
+      </w:r>
+      <w:r>
+        <w:rPr>
+          <w:sz w:val="18"/>
+        </w:rPr>
+        <w:t xml:space="preserve">"One mole each of He and A(g) are taken in a 10 L closed flask and heated to 400 K to establish the following equilibrium. $A(g) \rightleft..."  </w:t>
+      </w:r>
+      <w:r>
+        <w:rPr>
+          <w:b/>
+          <w:color w:val="2B6CB0"/>
+          <w:sz w:val="18"/>
+        </w:rPr>
+        <w:t>[Ans: N/A]</w:t>
+      </w:r>
+    </w:p>
+    <w:p>
+      <w:pPr>
+        <w:pStyle w:val="ListBullet"/>
+        <w:spacing w:after="40"/>
+      </w:pPr>
+      <w:r>
+        <w:rPr>
+          <w:b/>
+          <w:sz w:val="18"/>
+        </w:rPr>
+        <w:t xml:space="preserve">[2026 Evening Shift] Q#2 (MCQ): </w:t>
+      </w:r>
+      <w:r>
+        <w:rPr>
+          <w:sz w:val="18"/>
+        </w:rPr>
+        <w:t xml:space="preserve">"Consider the following gaseous equilibrium in a closed container of volume ' V ' at T(K) . P_(2)(g)+Q_(2)(g) ⇌ 2PQ(g)..."  </w:t>
+      </w:r>
+      <w:r>
+        <w:rPr>
+          <w:b/>
+          <w:color w:val="2B6CB0"/>
+          <w:sz w:val="18"/>
+        </w:rPr>
+        <w:t>[Ans: N/A]</w:t>
+      </w:r>
+    </w:p>
+    <w:p>
+      <w:pPr>
+        <w:spacing w:after="120"/>
+      </w:pPr>
+    </w:p>
+    <w:p>
+      <w:pPr>
+        <w:pStyle w:val="Heading2"/>
+      </w:pPr>
+      <w:r>
+        <w:rPr>
+          <w:color w:val="2B6CB0"/>
+          <w:sz w:val="24"/>
+        </w:rPr>
+        <w:t>3.2 Le Chatelier's Principle &amp; Stress Factors (Very High Yield — 31 PYQs)</w:t>
+      </w:r>
+    </w:p>
+    <w:p>
+      <w:r>
+        <w:rPr>
+          <w:b/>
+          <w:sz w:val="20"/>
+        </w:rPr>
+        <w:t xml:space="preserve">Core Principle: </w:t>
+      </w:r>
+      <w:r>
+        <w:rPr>
+          <w:sz w:val="20"/>
+        </w:rPr>
+        <w:t>Dynamic response of equilibrium systems to variations in concentration, temperature, pressure, and inert gas addition.</w:t>
+      </w:r>
+    </w:p>
+    <w:tbl>
+      <w:tblPr>
+        <w:tblW w:type="auto" w:w="0"/>
+        <w:jc w:val="center"/>
+        <w:tblLook w:firstColumn="1" w:firstRow="1" w:lastColumn="0" w:lastRow="0" w:noHBand="0" w:noVBand="1" w:val="04A0"/>
+      </w:tblPr>
+      <w:tblGrid>
+        <w:gridCol w:w="10080"/>
+      </w:tblGrid>
+      <w:tr>
+        <w:tc>
+          <w:tcPr>
+            <w:tcW w:type="dxa" w:w="10080"/>
+            <w:shd w:fill="FFF5F5"/>
+            <w:tcMar>
+              <w:top w:w="100" w:type="dxa"/>
+              <w:bottom w:w="100" w:type="dxa"/>
+              <w:left w:w="150" w:type="dxa"/>
+              <w:right w:w="150" w:type="dxa"/>
+            </w:tcMar>
+          </w:tcPr>
+          <w:p>
+            <w:r>
+              <w:rPr>
+                <w:b/>
+                <w:color w:val="C53030"/>
+                <w:sz w:val="19"/>
+              </w:rPr>
+              <w:t xml:space="preserve">⚠️ Common Trap / JEE Pitfall: </w:t>
+            </w:r>
+            <w:r>
+              <w:rPr>
+                <w:color w:val="2D3748"/>
+                <w:sz w:val="19"/>
+              </w:rPr>
+              <w:t>Addition of an inert gas at CONSTANT VOLUME has NO effect on equilibrium position because partial pressures remain unchanged!</w:t>
+            </w:r>
+          </w:p>
+        </w:tc>
+      </w:tr>
+    </w:tbl>
+    <w:tbl>
+      <w:tblPr>
+        <w:tblW w:type="auto" w:w="0"/>
+        <w:jc w:val="center"/>
+        <w:tblLook w:firstColumn="1" w:firstRow="1" w:lastColumn="0" w:lastRow="0" w:noHBand="0" w:noVBand="1" w:val="04A0"/>
+      </w:tblPr>
+      <w:tblGrid>
+        <w:gridCol w:w="10080"/>
+      </w:tblGrid>
+      <w:tr>
+        <w:tc>
+          <w:tcPr>
+            <w:tcW w:type="dxa" w:w="10080"/>
+            <w:shd w:fill="F0FFF4"/>
+            <w:tcMar>
+              <w:top w:w="100" w:type="dxa"/>
+              <w:bottom w:w="100" w:type="dxa"/>
+              <w:left w:w="150" w:type="dxa"/>
+              <w:right w:w="150" w:type="dxa"/>
+            </w:tcMar>
+          </w:tcPr>
+          <w:p>
+            <w:r>
+              <w:rPr>
+                <w:b/>
+                <w:color w:val="276749"/>
+                <w:sz w:val="19"/>
+              </w:rPr>
+              <w:t xml:space="preserve">💡 Speed Hack / Trick: </w:t>
+            </w:r>
+            <w:r>
+              <w:rPr>
+                <w:color w:val="2D3748"/>
+                <w:sz w:val="19"/>
+              </w:rPr>
+              <w:t>Inert gas addition at CONSTANT PRESSURE shifts equilibrium toward the side with MORE gaseous moles (Δ n_g &gt; 0 shifts forward).</w:t>
             </w:r>
           </w:p>
         </w:tc>
@@ -612,6 +999,79 @@
               <w:t>Solution Analysis:</w:t>
               <w:br/>
               <w:t>P°(1+α)=1 α=(3 / 4);P°=(4 / 7) k_(P)=\frac4P_(o)α^21-α^2=(36 / 7) Δ G°=-RTℓ nk_(P) |Δ G°|=8.314 × 600ln((36 / 7)) =8169.5Jmol =8.169kJ/mol^-1</w:t>
+            </w:r>
+          </w:p>
+        </w:tc>
+      </w:tr>
+    </w:tbl>
+    <w:p>
+      <w:pPr>
+        <w:spacing w:after="120"/>
+      </w:pPr>
+    </w:p>
+    <w:p>
+      <w:pPr>
+        <w:spacing w:before="160" w:after="40"/>
+      </w:pPr>
+      <w:r>
+        <w:rPr>
+          <w:b/>
+          <w:color w:val="1A365D"/>
+          <w:sz w:val="22"/>
+        </w:rPr>
+        <w:t>Benchmark Problem 2: JEE Main 2026 (Online) 23rd January Morning Shift (Q#1)</w:t>
+      </w:r>
+    </w:p>
+    <w:p>
+      <w:pPr>
+        <w:spacing w:after="80"/>
+      </w:pPr>
+      <w:r>
+        <w:rPr>
+          <w:sz w:val="20"/>
+        </w:rPr>
+        <w:t>For the following gas phase equilibrium reaction at constant temperature, NH_(3)(g) ⇌ 1/2N_(2)(g)+3/2H_(2)(g) if the total pressure is √(3)atm and the pressure equilibrium constant (K_(p)) is 9 atm , then the degree of dissociation is given as (x × 10^-2)^-1/2 . The value of x is ____ . (nearest integer)</w:t>
+      </w:r>
+    </w:p>
+    <w:tbl>
+      <w:tblPr>
+        <w:tblW w:type="auto" w:w="0"/>
+        <w:jc w:val="center"/>
+        <w:tblLook w:firstColumn="1" w:firstRow="1" w:lastColumn="0" w:lastRow="0" w:noHBand="0" w:noVBand="1" w:val="04A0"/>
+      </w:tblPr>
+      <w:tblGrid>
+        <w:gridCol w:w="10080"/>
+      </w:tblGrid>
+      <w:tr>
+        <w:tc>
+          <w:tcPr>
+            <w:tcW w:type="dxa" w:w="10080"/>
+            <w:shd w:fill="F7FAFC"/>
+            <w:tcMar>
+              <w:top w:w="100" w:type="dxa"/>
+              <w:bottom w:w="100" w:type="dxa"/>
+              <w:left w:w="150" w:type="dxa"/>
+              <w:right w:w="150" w:type="dxa"/>
+            </w:tcMar>
+          </w:tcPr>
+          <w:p>
+            <w:r>
+              <w:rPr>
+                <w:b/>
+                <w:color w:val="1A365D"/>
+                <w:sz w:val="19"/>
+              </w:rPr>
+              <w:t>Correct Answer: 125</w:t>
+              <w:br/>
+            </w:r>
+            <w:r>
+              <w:rPr>
+                <w:color w:val="2D3748"/>
+                <w:sz w:val="18"/>
+              </w:rPr>
+              <w:t>Solution Analysis:</w:t>
+              <w:br/>
+              <w:t>k_(P)=\frac((α / 2))^1/2((3α / 2))^3/2(1-α)[\fracP_(T)1+α]^1[ ∵ P_(T)=√(3)atm] ⇒ 9=\frac((α / 2))^1/2((3α / 2))^3/2(1-α) × \frac(3)^1/21+α ⇒ 9=\frac9((α / 2))^21-α^2 ⇒ 1-α^2=\fracα^24 ⇒ \frac5α^24=1 ⇒ α^2=0.8 ⇒ α=(0.8)^1/2 ⇒ α=[(1 / 0.8)]^-1/2 α=[125 × 10^-2]^-1/2 ∴ x=125.</w:t>
             </w:r>
           </w:p>
         </w:tc>

--- a/data/exports/chemical-equilibrium_revision_notes.docx
+++ b/data/exports/chemical-equilibrium_revision_notes.docx
@@ -209,7 +209,7 @@
               <w:rPr>
                 <w:sz w:val="19"/>
               </w:rPr>
-              <w:t>88 PYQs</w:t>
+              <w:t>96 PYQs</w:t>
             </w:r>
           </w:p>
         </w:tc>
@@ -296,7 +296,7 @@
               <w:rPr>
                 <w:sz w:val="19"/>
               </w:rPr>
-              <w:t>31 PYQs</w:t>
+              <w:t>22 PYQs</w:t>
             </w:r>
           </w:p>
         </w:tc>
@@ -517,7 +517,7 @@
           <w:color w:val="2B6CB0"/>
           <w:sz w:val="24"/>
         </w:rPr>
-        <w:t>3.1 Equilibrium Constants (Kp, Kc) &amp; Reaction Quotient (Very High Yield — 88 PYQs)</w:t>
+        <w:t>3.1 Equilibrium Constants (Kp, Kc) &amp; Reaction Quotient (Very High Yield — 96 PYQs)</w:t>
       </w:r>
     </w:p>
     <w:p>
@@ -640,40 +640,13 @@
           <w:b/>
           <w:sz w:val="18"/>
         </w:rPr>
-        <w:t xml:space="preserve">[2026 Morning Shift] Q#1 (Numerical): </w:t>
+        <w:t xml:space="preserve">[2026 Evening Shift] Q#1 (MCQ): </w:t>
       </w:r>
       <w:r>
         <w:rPr>
           <w:sz w:val="18"/>
         </w:rPr>
-        <w:t xml:space="preserve">"For the following gas phase equilibrium reaction at constant temperature, NH_(3)(g) ⇌ 1/2N_(2)(g)+3/2H_(2)(g) if the tota..."  </w:t>
-      </w:r>
-      <w:r>
-        <w:rPr>
-          <w:b/>
-          <w:color w:val="2B6CB0"/>
-          <w:sz w:val="18"/>
-        </w:rPr>
-        <w:t>[Ans: 125]</w:t>
-      </w:r>
-    </w:p>
-    <w:p>
-      <w:pPr>
-        <w:pStyle w:val="ListBullet"/>
-        <w:spacing w:after="40"/>
-      </w:pPr>
-      <w:r>
-        <w:rPr>
-          <w:b/>
-          <w:sz w:val="18"/>
-        </w:rPr>
-        <w:t xml:space="preserve">[2026 Morning Shift] Q#2 (MCQ): </w:t>
-      </w:r>
-      <w:r>
-        <w:rPr>
-          <w:sz w:val="18"/>
-        </w:rPr>
-        <w:t xml:space="preserve">"One mole each of He and A(g) are taken in a 10 L closed flask and heated to 400 K to establish the following equilibrium. $A(g) \rightleft..."  </w:t>
+        <w:t xml:space="preserve">"Consider the following reactions in which all the reactants and products are present in gaseous state $\begin{aligned} &amp; 2xy \rightleftharpo..."  </w:t>
       </w:r>
       <w:r>
         <w:rPr>
@@ -694,13 +667,13 @@
           <w:b/>
           <w:sz w:val="18"/>
         </w:rPr>
-        <w:t xml:space="preserve">[2026 Evening Shift] Q#2 (MCQ): </w:t>
+        <w:t xml:space="preserve">[2026 Evening Shift] Q#1 (MCQ): </w:t>
       </w:r>
       <w:r>
         <w:rPr>
           <w:sz w:val="18"/>
         </w:rPr>
-        <w:t xml:space="preserve">"Consider the following gaseous equilibrium in a closed container of volume ' V ' at T(K) . P_(2)(g)+Q_(2)(g) ⇌ 2PQ(g)..."  </w:t>
+        <w:t xml:space="preserve">"Observe the following equilibrium in a 1 L flask. A(g) ⇌ B(g) At T(K), the equilibrium concentrations of A and B are 0.5 M and 0.375 M respe..."  </w:t>
       </w:r>
       <w:r>
         <w:rPr>
@@ -709,6 +682,33 @@
           <w:sz w:val="18"/>
         </w:rPr>
         <w:t>[Ans: N/A]</w:t>
+      </w:r>
+    </w:p>
+    <w:p>
+      <w:pPr>
+        <w:pStyle w:val="ListBullet"/>
+        <w:spacing w:after="40"/>
+      </w:pPr>
+      <w:r>
+        <w:rPr>
+          <w:b/>
+          <w:sz w:val="18"/>
+        </w:rPr>
+        <w:t xml:space="preserve">[2026 Morning Shift] Q#1 (Numerical): </w:t>
+      </w:r>
+      <w:r>
+        <w:rPr>
+          <w:sz w:val="18"/>
+        </w:rPr>
+        <w:t xml:space="preserve">"For the following gas phase equilibrium reaction at constant temperature, NH_(3)(g) ⇌ 1/2N_(2)(g)+3/2H_(2)(g) if the tota..."  </w:t>
+      </w:r>
+      <w:r>
+        <w:rPr>
+          <w:b/>
+          <w:color w:val="2B6CB0"/>
+          <w:sz w:val="18"/>
+        </w:rPr>
+        <w:t>[Ans: 125]</w:t>
       </w:r>
     </w:p>
     <w:p>
@@ -725,7 +725,7 @@
           <w:color w:val="2B6CB0"/>
           <w:sz w:val="24"/>
         </w:rPr>
-        <w:t>3.2 Le Chatelier's Principle &amp; Stress Factors (Very High Yield — 31 PYQs)</w:t>
+        <w:t>3.2 Le Chatelier's Principle &amp; Stress Factors (Very High Yield — 22 PYQs)</w:t>
       </w:r>
     </w:p>
     <w:p>
@@ -848,13 +848,40 @@
           <w:b/>
           <w:sz w:val="18"/>
         </w:rPr>
-        <w:t xml:space="preserve">[2026 Evening Shift] Q#1 (MCQ): </w:t>
+        <w:t xml:space="preserve">[2026 Evening Shift] Q#1 (Numerical): </w:t>
       </w:r>
       <w:r>
         <w:rPr>
           <w:sz w:val="18"/>
         </w:rPr>
-        <w:t xml:space="preserve">"Consider the following reactions in which all the reactants and products are present in gaseous state $\begin{aligned} &amp; 2xy \rightleftharpo..."  </w:t>
+        <w:t xml:space="preserve">"In a closed flask at 600 K , one mole of X_(2)Y_(4)(g) attains equilibrium as given below : X_(2)Y_(4)(g) ⇌ 2XY_(2)(g) ..."  </w:t>
+      </w:r>
+      <w:r>
+        <w:rPr>
+          <w:b/>
+          <w:color w:val="2B6CB0"/>
+          <w:sz w:val="18"/>
+        </w:rPr>
+        <w:t>[Ans: 8]</w:t>
+      </w:r>
+    </w:p>
+    <w:p>
+      <w:pPr>
+        <w:pStyle w:val="ListBullet"/>
+        <w:spacing w:after="40"/>
+      </w:pPr>
+      <w:r>
+        <w:rPr>
+          <w:b/>
+          <w:sz w:val="18"/>
+        </w:rPr>
+        <w:t xml:space="preserve">[2026 Evening Shift] Q#2 (MCQ): </w:t>
+      </w:r>
+      <w:r>
+        <w:rPr>
+          <w:sz w:val="18"/>
+        </w:rPr>
+        <w:t xml:space="preserve">"Consider the following gaseous equilibrium in a closed container of volume ' V ' at T(K) . P_(2)(g)+Q_(2)(g) ⇌ 2PQ(g)..."  </w:t>
       </w:r>
       <w:r>
         <w:rPr>
@@ -875,13 +902,13 @@
           <w:b/>
           <w:sz w:val="18"/>
         </w:rPr>
-        <w:t xml:space="preserve">[2026 Evening Shift] Q#1 (MCQ): </w:t>
+        <w:t xml:space="preserve">[2025 Evening Shift] Q#3 (MCQ): </w:t>
       </w:r>
       <w:r>
         <w:rPr>
           <w:sz w:val="18"/>
         </w:rPr>
-        <w:t xml:space="preserve">"Observe the following equilibrium in a 1 L flask. A(g) ⇌ B(g) At T(K), the equilibrium concentrations of A and B are 0.5 M and 0.375 M respe..."  </w:t>
+        <w:t xml:space="preserve">"Consider the equilibrium CO(g)+3H_(2)(g) ⇌ CH_(4)(g)+H_(2)O(g) If the pressure applied over the system increases by two f..."  </w:t>
       </w:r>
       <w:r>
         <w:rPr>
@@ -890,33 +917,6 @@
           <w:sz w:val="18"/>
         </w:rPr>
         <w:t>[Ans: N/A]</w:t>
-      </w:r>
-    </w:p>
-    <w:p>
-      <w:pPr>
-        <w:pStyle w:val="ListBullet"/>
-        <w:spacing w:after="40"/>
-      </w:pPr>
-      <w:r>
-        <w:rPr>
-          <w:b/>
-          <w:sz w:val="18"/>
-        </w:rPr>
-        <w:t xml:space="preserve">[2026 Evening Shift] Q#1 (Numerical): </w:t>
-      </w:r>
-      <w:r>
-        <w:rPr>
-          <w:sz w:val="18"/>
-        </w:rPr>
-        <w:t xml:space="preserve">"In a closed flask at 600 K , one mole of X_(2)Y_(4)(g) attains equilibrium as given below : X_(2)Y_(4)(g) ⇌ 2XY_(2)(g) ..."  </w:t>
-      </w:r>
-      <w:r>
-        <w:rPr>
-          <w:b/>
-          <w:color w:val="2B6CB0"/>
-          <w:sz w:val="18"/>
-        </w:rPr>
-        <w:t>[Ans: 8]</w:t>
       </w:r>
     </w:p>
     <w:p>
